--- a/templates/proposta-comercial/proposta-manutencao-suporte.docx
+++ b/templates/proposta-comercial/proposta-manutencao-suporte.docx
@@ -664,18 +664,6 @@
               <w:t xml:space="preserve">{{Objetivo}}</w:t>
             </w:r>
           </w:p>
-          <w:p>
-            <w:pPr/>
-            <w:r>
-              <w:t xml:space="preserve">{{Objetivo}}</w:t>
-            </w:r>
-          </w:p>
-          <w:p>
-            <w:pPr/>
-            <w:r>
-              <w:t xml:space="preserve">{{Objetivo}}</w:t>
-            </w:r>
-          </w:p>
         </w:tc>
       </w:tr>
       <w:tr>
@@ -687,7 +675,7 @@
           <w:p>
             <w:pPr/>
             <w:r>
-              <w:t xml:space="preserve">Entregáveis previstos:</w:t>
+              <w:t xml:space="preserve">Entregáveis previstos (separe múltiplos com ;):</w:t>
             </w:r>
           </w:p>
           <w:p>
@@ -696,18 +684,6 @@
               <w:t xml:space="preserve">{{Entregaveis_Previstos}}</w:t>
             </w:r>
           </w:p>
-          <w:p>
-            <w:pPr/>
-            <w:r>
-              <w:t xml:space="preserve">{{Entregaveis_Previstos}}</w:t>
-            </w:r>
-          </w:p>
-          <w:p>
-            <w:pPr/>
-            <w:r>
-              <w:t xml:space="preserve">{{Entregaveis_Previstos}}</w:t>
-            </w:r>
-          </w:p>
         </w:tc>
       </w:tr>
       <w:tr>
@@ -720,12 +696,6 @@
             <w:pPr/>
             <w:r>
               <w:t xml:space="preserve">Fora do escopo:</w:t>
-            </w:r>
-          </w:p>
-          <w:p>
-            <w:pPr/>
-            <w:r>
-              <w:t xml:space="preserve">{{Fora_Escopo}}</w:t>
             </w:r>
           </w:p>
           <w:p>
@@ -1197,19 +1167,7 @@
           <w:p>
             <w:pPr/>
             <w:r>
-              <w:t xml:space="preserve"/>
-            </w:r>
-          </w:p>
-          <w:p>
-            <w:pPr/>
-            <w:r>
-              <w:t xml:space="preserve">{{Observacoes}}</w:t>
-            </w:r>
-          </w:p>
-          <w:p>
-            <w:pPr/>
-            <w:r>
-              <w:t xml:space="preserve">{{Observacoes}}</w:t>
+              <w:t xml:space="preserve">Observações (separe múltiplas com ;):</w:t>
             </w:r>
           </w:p>
           <w:p>

--- a/templates/proposta-comercial/proposta-manutencao-suporte.docx
+++ b/templates/proposta-comercial/proposta-manutencao-suporte.docx
@@ -675,7 +675,7 @@
           <w:p>
             <w:pPr/>
             <w:r>
-              <w:t xml:space="preserve">Entregáveis previstos (separe múltiplos com ;):</w:t>
+              <w:t xml:space="preserve">Entregáveis previstos:</w:t>
             </w:r>
           </w:p>
           <w:p>
@@ -1167,7 +1167,7 @@
           <w:p>
             <w:pPr/>
             <w:r>
-              <w:t xml:space="preserve">Observações (separe múltiplas com ;):</w:t>
+              <w:t xml:space="preserve">Observações:</w:t>
             </w:r>
           </w:p>
           <w:p>
